--- a/patent-drafts/漂浮方舟_外部AI评审任务书.docx
+++ b/patent-drafts/漂浮方舟_外部AI评审任务书.docx
@@ -2867,6 +2867,166 @@
           </w:p>
         </w:tc>
       </w:tr>
+      <w:tr>
+        <w:tc>
+          <w:tcPr>
+            <w:tcW w:type="dxa" w:w="4320"/>
+          </w:tcPr>
+          <w:p>
+            <w:r/>
+            <w:r>
+              <w:rPr>
+                <w:rFonts w:ascii="微软雅黑" w:hAnsi="微软雅黑" w:eastAsia="微软雅黑"/>
+                <w:b/>
+              </w:rPr>
+              <w:t>用设备自身声/振信号与健康基线比对做泵阀早期故障检出</w:t>
+            </w:r>
+          </w:p>
+        </w:tc>
+        <w:tc>
+          <w:tcPr>
+            <w:tcW w:type="dxa" w:w="4320"/>
+          </w:tcPr>
+          <w:p>
+            <w:r/>
+            <w:r>
+              <w:rPr>
+                <w:rFonts w:ascii="微软雅黑" w:hAnsi="微软雅黑" w:eastAsia="微软雅黑"/>
+                <w:b w:val="0"/>
+              </w:rPr>
+              <w:t>US7069183（泄漏阀运行噪声 vs 完好阀参考基线）、US7621179（固体声比对阀开闭两态）、US12516751（振动 + LSTM-AE）、WO2026082684A1（声学异常比对参考数据，且明确同时监测泵所处环境）、CN122262910A</w:t>
+            </w:r>
+          </w:p>
+        </w:tc>
+      </w:tr>
+      <w:tr>
+        <w:tc>
+          <w:tcPr>
+            <w:tcW w:type="dxa" w:w="4320"/>
+          </w:tcPr>
+          <w:p>
+            <w:r/>
+            <w:r>
+              <w:rPr>
+                <w:rFonts w:ascii="微软雅黑" w:hAnsi="微软雅黑" w:eastAsia="微软雅黑"/>
+                <w:b/>
+              </w:rPr>
+              <w:t>「我们环境噪声低所以更容易检出」这类论证</w:t>
+            </w:r>
+          </w:p>
+        </w:tc>
+        <w:tc>
+          <w:tcPr>
+            <w:tcW w:type="dxa" w:w="4320"/>
+          </w:tcPr>
+          <w:p>
+            <w:r/>
+            <w:r>
+              <w:rPr>
+                <w:rFonts w:ascii="微软雅黑" w:hAnsi="微软雅黑" w:eastAsia="微软雅黑"/>
+                <w:b w:val="0"/>
+              </w:rPr>
+              <w:t>不成立。有利条件不是技术问题。而且现有技术专门在解决更难的相反问题——微弱故障诊断整个学术方向就是「强噪声下提取早期特征」（VMD-MDE-ELM、全局注意力残差收缩网络、SWT+VGG-LSTM 等）</w:t>
+            </w:r>
+          </w:p>
+        </w:tc>
+      </w:tr>
+      <w:tr>
+        <w:tc>
+          <w:tcPr>
+            <w:tcW w:type="dxa" w:w="4320"/>
+          </w:tcPr>
+          <w:p>
+            <w:r/>
+            <w:r>
+              <w:rPr>
+                <w:rFonts w:ascii="微软雅黑" w:hAnsi="微软雅黑" w:eastAsia="微软雅黑"/>
+                <w:b w:val="0"/>
+              </w:rPr>
+              <w:t>限制声能/超声剂量以避免加热或损伤</w:t>
+            </w:r>
+          </w:p>
+        </w:tc>
+        <w:tc>
+          <w:tcPr>
+            <w:tcW w:type="dxa" w:w="4320"/>
+          </w:tcPr>
+          <w:p>
+            <w:r/>
+            <w:r>
+              <w:rPr>
+                <w:rFonts w:ascii="微软雅黑" w:hAnsi="微软雅黑" w:eastAsia="微软雅黑"/>
+                <w:b w:val="0"/>
+              </w:rPr>
+              <w:t>已有强制标准体系：GB 9706.205-2020、YY/T 1090-2018、YY 9706.262-2021；加拿大 Safety Code 24 规定身体其它部位总线性声压级暴露不得超过 137dB</w:t>
+            </w:r>
+          </w:p>
+        </w:tc>
+      </w:tr>
+      <w:tr>
+        <w:tc>
+          <w:tcPr>
+            <w:tcW w:type="dxa" w:w="4320"/>
+          </w:tcPr>
+          <w:p>
+            <w:r/>
+            <w:r>
+              <w:rPr>
+                <w:rFonts w:ascii="微软雅黑" w:hAnsi="微软雅黑" w:eastAsia="微软雅黑"/>
+                <w:b/>
+              </w:rPr>
+              <w:t>调节密度以改变浸没深度／浸没体积</w:t>
+            </w:r>
+          </w:p>
+        </w:tc>
+        <w:tc>
+          <w:tcPr>
+            <w:tcW w:type="dxa" w:w="4320"/>
+          </w:tcPr>
+          <w:p>
+            <w:r/>
+            <w:r>
+              <w:rPr>
+                <w:rFonts w:ascii="微软雅黑" w:hAnsi="微软雅黑" w:eastAsia="微软雅黑"/>
+                <w:b w:val="0"/>
+              </w:rPr>
+              <w:t>教科书（密度计原理：浸没体积与液体密度成反比）；且工程应用已公开——CN113359783B 明确利用「海水盐度→密度→浮力」链条，申请号 202610513984 通过调浮球内介质改变密度从而改变浸没深度</w:t>
+            </w:r>
+          </w:p>
+        </w:tc>
+      </w:tr>
+      <w:tr>
+        <w:tc>
+          <w:tcPr>
+            <w:tcW w:type="dxa" w:w="4320"/>
+          </w:tcPr>
+          <w:p>
+            <w:r/>
+            <w:r>
+              <w:rPr>
+                <w:rFonts w:ascii="微软雅黑" w:hAnsi="微软雅黑" w:eastAsia="微软雅黑"/>
+                <w:b w:val="0"/>
+              </w:rPr>
+              <w:t>调节物体自身浮力以控制下潜深度</w:t>
+            </w:r>
+          </w:p>
+        </w:tc>
+        <w:tc>
+          <w:tcPr>
+            <w:tcW w:type="dxa" w:w="4320"/>
+          </w:tcPr>
+          <w:p>
+            <w:r/>
+            <w:r>
+              <w:rPr>
+                <w:rFonts w:ascii="微软雅黑" w:hAnsi="微软雅黑" w:eastAsia="微软雅黑"/>
+                <w:b w:val="0"/>
+              </w:rPr>
+              <w:t>CN113492958B 浮力可调浮筒、多级缸浮力调节装置等已公开</w:t>
+            </w:r>
+          </w:p>
+        </w:tc>
+      </w:tr>
     </w:tbl>
     <w:p/>
     <w:p/>
@@ -4000,7 +4160,7 @@
                 <w:rFonts w:ascii="微软雅黑" w:hAnsi="微软雅黑" w:eastAsia="微软雅黑"/>
                 <w:b/>
               </w:rPr>
-              <w:t>我们的自评</w:t>
+              <w:t>我们的自评（已补检索）</w:t>
             </w:r>
           </w:p>
         </w:tc>
@@ -4030,16 +4190,9 @@
             <w:r>
               <w:rPr>
                 <w:rFonts w:ascii="微软雅黑" w:hAnsi="微软雅黑" w:eastAsia="微软雅黑"/>
-                <w:b/>
+                <w:b w:val="0"/>
               </w:rPr>
               <w:t>反用感官剥夺做设备自身故障预测</w:t>
-            </w:r>
-            <w:r>
-              <w:rPr>
-                <w:rFonts w:ascii="微软雅黑" w:hAnsi="微软雅黑" w:eastAsia="微软雅黑"/>
-                <w:b w:val="0"/>
-              </w:rPr>
-              <w:t>：舱内噪声底极低，泵/阀/气泡/热对流的微小异常在液面与液压上的特征异常干净；常规环境下被噪声淹没</w:t>
             </w:r>
           </w:p>
         </w:tc>
@@ -4069,7 +4222,21 @@
                 <w:rFonts w:ascii="微软雅黑" w:hAnsi="微软雅黑" w:eastAsia="微软雅黑"/>
                 <w:b w:val="0"/>
               </w:rPr>
-              <w:t>🟢 最看好。不涉人体、不碰第 25 条、数据可自采</w:t>
+              <w:t xml:space="preserve">🔴 </w:t>
+            </w:r>
+            <w:r>
+              <w:rPr>
+                <w:rFonts w:ascii="微软雅黑" w:hAnsi="微软雅黑" w:eastAsia="微软雅黑"/>
+                <w:b/>
+              </w:rPr>
+              <w:t>已打掉</w:t>
+            </w:r>
+            <w:r>
+              <w:rPr>
+                <w:rFonts w:ascii="微软雅黑" w:hAnsi="微软雅黑" w:eastAsia="微软雅黑"/>
+                <w:b w:val="0"/>
+              </w:rPr>
+              <w:t>。原为最看好，补检索后两个原因：路径已被公开（见第 7 节）；且「环境更安静所以更容易」不构成技术问题</w:t>
             </w:r>
           </w:p>
         </w:tc>
@@ -4099,16 +4266,9 @@
             <w:r>
               <w:rPr>
                 <w:rFonts w:ascii="微软雅黑" w:hAnsi="微软雅黑" w:eastAsia="微软雅黑"/>
-                <w:b/>
+                <w:b w:val="0"/>
               </w:rPr>
               <w:t>中性浮力下无接触面的体征测量</w:t>
-            </w:r>
-            <w:r>
-              <w:rPr>
-                <w:rFonts w:ascii="微软雅黑" w:hAnsi="微软雅黑" w:eastAsia="微软雅黑"/>
-                <w:b w:val="0"/>
-              </w:rPr>
-              <w:t>：常规方法都假设有接触面，中性浮力 + 高盐腐蚀导电使其全部失效</w:t>
             </w:r>
           </w:p>
         </w:tc>
@@ -4170,28 +4330,28 @@
                 <w:rFonts w:ascii="微软雅黑" w:hAnsi="微软雅黑" w:eastAsia="微软雅黑"/>
                 <w:b/>
               </w:rPr>
-              <w:t>声能剂量安全</w:t>
+              <w:t>声能剂量：不是「限制剂量」（公知），而是「在含微纳米气泡的高盐液中测不准」</w:t>
             </w:r>
             <w:r>
               <w:rPr>
                 <w:rFonts w:ascii="微软雅黑" w:hAnsi="微软雅黑" w:eastAsia="微软雅黑"/>
                 <w:b w:val="0"/>
               </w:rPr>
-              <w:t>：E4 使液体声阻抗与人体同数量级，声能几乎无阻碍进入人体且全身浸没无空气间隙 → 从体验问题变成</w:t>
+              <w:t>。超声剂量标准明确要求在</w:t>
             </w:r>
             <w:r>
               <w:rPr>
                 <w:rFonts w:ascii="微软雅黑" w:hAnsi="微软雅黑" w:eastAsia="微软雅黑"/>
                 <w:b/>
               </w:rPr>
-              <w:t>能量剂量安全</w:t>
+              <w:t>脱气水</w:t>
             </w:r>
             <w:r>
               <w:rPr>
                 <w:rFonts w:ascii="微软雅黑" w:hAnsi="微软雅黑" w:eastAsia="微软雅黑"/>
                 <w:b w:val="0"/>
               </w:rPr>
-              <w:t>问题</w:t>
+              <w:t>中测量，气泡强烈散射衰减声波，标定值不成立；且标准覆盖 0.5—5MHz，我们的低频段不在其内</w:t>
             </w:r>
           </w:p>
         </w:tc>
@@ -4206,7 +4366,7 @@
                 <w:rFonts w:ascii="微软雅黑" w:hAnsi="微软雅黑" w:eastAsia="微软雅黑"/>
                 <w:b w:val="0"/>
               </w:rPr>
-              <w:t>E2 + E4</w:t>
+              <w:t>E1 + E2 + E4 + 气泡</w:t>
             </w:r>
           </w:p>
         </w:tc>
@@ -4221,7 +4381,21 @@
                 <w:rFonts w:ascii="微软雅黑" w:hAnsi="微软雅黑" w:eastAsia="微软雅黑"/>
                 <w:b w:val="0"/>
               </w:rPr>
-              <w:t>🟢 写安全不写疗效，客体干净</w:t>
+              <w:t xml:space="preserve">🟢 </w:t>
+            </w:r>
+            <w:r>
+              <w:rPr>
+                <w:rFonts w:ascii="微软雅黑" w:hAnsi="微软雅黑" w:eastAsia="微软雅黑"/>
+                <w:b/>
+              </w:rPr>
+              <w:t>目前最有希望</w:t>
+            </w:r>
+            <w:r>
+              <w:rPr>
+                <w:rFonts w:ascii="微软雅黑" w:hAnsi="微软雅黑" w:eastAsia="微软雅黑"/>
+                <w:b w:val="0"/>
+              </w:rPr>
+              <w:t>。已重新定位</w:t>
             </w:r>
           </w:p>
         </w:tc>
@@ -4251,16 +4425,9 @@
             <w:r>
               <w:rPr>
                 <w:rFonts w:ascii="微软雅黑" w:hAnsi="微软雅黑" w:eastAsia="微软雅黑"/>
-                <w:b/>
-              </w:rPr>
-              <w:t>迷走走装置路线</w:t>
-            </w:r>
-            <w:r>
-              <w:rPr>
-                <w:rFonts w:ascii="微软雅黑" w:hAnsi="微软雅黑" w:eastAsia="微软雅黑"/>
                 <w:b w:val="0"/>
               </w:rPr>
-              <w:t>：法律上装置可授权（5.3），但机制是公知（Gauer-Henry），且浸水≈平躺</w:t>
+              <w:t>迷走走装置路线：法律上装置可授权（5.3），但机制是公知（Gauer-Henry），且浸水≈平躺</w:t>
             </w:r>
           </w:p>
         </w:tc>
@@ -4322,14 +4489,14 @@
                 <w:rFonts w:ascii="微软雅黑" w:hAnsi="微软雅黑" w:eastAsia="微软雅黑"/>
                 <w:b/>
               </w:rPr>
-              <w:t>视角翻转：高盐是唯一可调的密度旋钮</w:t>
+              <w:t>不是「调密度改变浸没体积」（教科书），而是「近饱和高盐液怎么调得准」</w:t>
             </w:r>
             <w:r>
               <w:rPr>
                 <w:rFonts w:ascii="微软雅黑" w:hAnsi="微软雅黑" w:eastAsia="微软雅黑"/>
                 <w:b w:val="0"/>
               </w:rPr>
-              <w:t xml:space="preserve"> → 连续设定浸没体积与静水压分布</w:t>
+              <w:t>：溶解速率、全舱均匀性、防局部过饱和析出、导电率-温度标定、跨次复现性</w:t>
             </w:r>
           </w:p>
         </w:tc>
@@ -4344,7 +4511,7 @@
                 <w:rFonts w:ascii="微软雅黑" w:hAnsi="微软雅黑" w:eastAsia="微软雅黑"/>
                 <w:b w:val="0"/>
               </w:rPr>
-              <w:t>E1 + E2</w:t>
+              <w:t>E1</w:t>
             </w:r>
           </w:p>
         </w:tc>
@@ -4359,7 +4526,7 @@
                 <w:rFonts w:ascii="微软雅黑" w:hAnsi="微软雅黑" w:eastAsia="微软雅黑"/>
                 <w:b w:val="0"/>
               </w:rPr>
-              <w:t>🟢 把成本项变功能项</w:t>
+              <w:t>🟡 已降级。且与 A1/A2/A5 重合，可能应并入母案A</w:t>
             </w:r>
           </w:p>
         </w:tc>
@@ -4389,16 +4556,9 @@
             <w:r>
               <w:rPr>
                 <w:rFonts w:ascii="微软雅黑" w:hAnsi="微软雅黑" w:eastAsia="微软雅黑"/>
-                <w:b/>
-              </w:rPr>
-              <w:t>把成熟迷走技术接入本舱做组合发明</w:t>
-            </w:r>
-            <w:r>
-              <w:rPr>
-                <w:rFonts w:ascii="微软雅黑" w:hAnsi="微软雅黑" w:eastAsia="微软雅黑"/>
                 <w:b w:val="0"/>
               </w:rPr>
-              <w:t>：依据 5.4，被组合技术已知不影响创造性，但必须证明协同。候选协同点见下</w:t>
+              <w:t>把成熟迷走技术接入本舱做组合发明：依据 5.4，被组合技术已知不影响创造性，但必须证明协同</w:t>
             </w:r>
           </w:p>
         </w:tc>
@@ -4435,6 +4595,51 @@
       </w:tr>
     </w:tbl>
     <w:p/>
+    <w:p>
+      <w:pPr>
+        <w:ind w:left="360"/>
+      </w:pPr>
+      <w:r>
+        <w:rPr>
+          <w:rFonts w:ascii="微软雅黑" w:hAnsi="微软雅黑" w:eastAsia="微软雅黑"/>
+          <w:b/>
+          <w:color w:val="555555"/>
+        </w:rPr>
+        <w:t>请特别注意角度一的教训。</w:t>
+      </w:r>
+      <w:r>
+        <w:rPr>
+          <w:rFonts w:ascii="微软雅黑" w:hAnsi="微软雅黑" w:eastAsia="微软雅黑"/>
+          <w:b w:val="0"/>
+          <w:color w:val="555555"/>
+        </w:rPr>
+        <w:t xml:space="preserve"> 我们原本最看好它，理由是"环境安静所以更容易检出"。这个论证方向是错的：</w:t>
+      </w:r>
+      <w:r>
+        <w:rPr>
+          <w:rFonts w:ascii="微软雅黑" w:hAnsi="微软雅黑" w:eastAsia="微软雅黑"/>
+          <w:b/>
+          <w:color w:val="555555"/>
+        </w:rPr>
+        <w:t>专利解决的是技术问题，而"条件更有利"不是问题，是便宜。</w:t>
+      </w:r>
+      <w:r>
+        <w:rPr>
+          <w:rFonts w:ascii="微软雅黑" w:hAnsi="微软雅黑" w:eastAsia="微软雅黑"/>
+          <w:b w:val="0"/>
+          <w:color w:val="555555"/>
+        </w:rPr>
+        <w:t xml:space="preserve"> 所以做去环境测试时，除了问"拿掉这条还成立吗"，还要再问一句：</w:t>
+      </w:r>
+      <w:r>
+        <w:rPr>
+          <w:rFonts w:ascii="微软雅黑" w:hAnsi="微软雅黑" w:eastAsia="微软雅黑"/>
+          <w:b/>
+          <w:color w:val="555555"/>
+        </w:rPr>
+        <w:t>"这条环境给我们的是一个难题，还是一个便宜？"给便宜的不能立案。</w:t>
+      </w:r>
+    </w:p>
     <w:p>
       <w:pPr>
         <w:jc w:val="left"/>

--- a/patent-drafts/漂浮方舟_外部AI评审任务书.docx
+++ b/patent-drafts/漂浮方舟_外部AI评审任务书.docx
@@ -1312,6 +1312,91 @@
       </w:tr>
     </w:tbl>
     <w:p/>
+    <w:p>
+      <w:pPr>
+        <w:jc w:val="left"/>
+      </w:pPr>
+      <w:r>
+        <w:rPr>
+          <w:rFonts w:ascii="微软雅黑" w:hAnsi="微软雅黑" w:eastAsia="微软雅黑"/>
+          <w:b/>
+        </w:rPr>
+        <w:t>还要追加一问：</w:t>
+      </w:r>
+      <w:r>
+        <w:rPr>
+          <w:rFonts w:ascii="微软雅黑" w:hAnsi="微软雅黑" w:eastAsia="微软雅黑"/>
+          <w:b w:val="0"/>
+        </w:rPr>
+        <w:t xml:space="preserve"> 这条环境给我们的是</w:t>
+      </w:r>
+      <w:r>
+        <w:rPr>
+          <w:rFonts w:ascii="微软雅黑" w:hAnsi="微软雅黑" w:eastAsia="微软雅黑"/>
+          <w:b/>
+        </w:rPr>
+        <w:t>一个难题</w:t>
+      </w:r>
+      <w:r>
+        <w:rPr>
+          <w:rFonts w:ascii="微软雅黑" w:hAnsi="微软雅黑" w:eastAsia="微软雅黑"/>
+          <w:b w:val="0"/>
+        </w:rPr>
+        <w:t>，还是</w:t>
+      </w:r>
+      <w:r>
+        <w:rPr>
+          <w:rFonts w:ascii="微软雅黑" w:hAnsi="微软雅黑" w:eastAsia="微软雅黑"/>
+          <w:b/>
+        </w:rPr>
+        <w:t>一个便宜</w:t>
+      </w:r>
+      <w:r>
+        <w:rPr>
+          <w:rFonts w:ascii="微软雅黑" w:hAnsi="微软雅黑" w:eastAsia="微软雅黑"/>
+          <w:b w:val="0"/>
+        </w:rPr>
+        <w:t>？</w:t>
+      </w:r>
+    </w:p>
+    <w:p>
+      <w:pPr>
+        <w:jc w:val="left"/>
+      </w:pPr>
+      <w:r>
+        <w:rPr>
+          <w:rFonts w:ascii="微软雅黑" w:hAnsi="微软雅黑" w:eastAsia="微软雅黑"/>
+          <w:b w:val="0"/>
+        </w:rPr>
+        <w:t>给难题的（例如高盐会腐蚀、会结晶、会堵传感器透气孔）→ 可以立案。</w:t>
+      </w:r>
+    </w:p>
+    <w:p>
+      <w:pPr>
+        <w:jc w:val="left"/>
+      </w:pPr>
+      <w:r>
+        <w:rPr>
+          <w:rFonts w:ascii="微软雅黑" w:hAnsi="微软雅黑" w:eastAsia="微软雅黑"/>
+          <w:b w:val="0"/>
+        </w:rPr>
+        <w:t xml:space="preserve">给便宜的（例如环境安静所以测起来更容易）→ </w:t>
+      </w:r>
+      <w:r>
+        <w:rPr>
+          <w:rFonts w:ascii="微软雅黑" w:hAnsi="微软雅黑" w:eastAsia="微软雅黑"/>
+          <w:b/>
+        </w:rPr>
+        <w:t>不能立案</w:t>
+      </w:r>
+      <w:r>
+        <w:rPr>
+          <w:rFonts w:ascii="微软雅黑" w:hAnsi="微软雅黑" w:eastAsia="微软雅黑"/>
+          <w:b w:val="0"/>
+        </w:rPr>
+        <w:t>，因为专利解决的是技术问题，"条件更有利"不是技术问题。我们有一个原本最看好的角度就死在这一条上。</w:t>
+      </w:r>
+    </w:p>
     <w:p>
       <w:pPr>
         <w:jc w:val="left"/>
@@ -3027,6 +3112,38 @@
           </w:p>
         </w:tc>
       </w:tr>
+      <w:tr>
+        <w:tc>
+          <w:tcPr>
+            <w:tcW w:type="dxa" w:w="4320"/>
+          </w:tcPr>
+          <w:p>
+            <w:r/>
+            <w:r>
+              <w:rPr>
+                <w:rFonts w:ascii="微软雅黑" w:hAnsi="微软雅黑" w:eastAsia="微软雅黑"/>
+                <w:b/>
+              </w:rPr>
+              <w:t>近饱和高盐液的快速均匀配液／防析出作为独立发明</w:t>
+            </w:r>
+          </w:p>
+        </w:tc>
+        <w:tc>
+          <w:tcPr>
+            <w:tcW w:type="dxa" w:w="4320"/>
+          </w:tcPr>
+          <w:p>
+            <w:r/>
+            <w:r>
+              <w:rPr>
+                <w:rFonts w:ascii="微软雅黑" w:hAnsi="微软雅黑" w:eastAsia="微软雅黑"/>
+                <w:b w:val="0"/>
+              </w:rPr>
+              <w:t>行业公开运维：工作比重 1.265—1.285，饱和点约 1.33，用比重计补盐或补水；停机后冷管结晶是公开事故模式。漂浮舱装置已有盐密度传感器闭环调浓度（申请号 201621389026），以及「泻盐低温易结晶→恒温储液」（申请号 201920404726）。工业侧 US6739408 自动配制变密度钻井液，申请号 202311706304 盐溶液恒温配制，US10745609 高密度盐水结晶抑制剂，伴热循环与电导率温补为公知。冷管结晶并入母案A，不独立立案</w:t>
+            </w:r>
+          </w:p>
+        </w:tc>
+      </w:tr>
     </w:tbl>
     <w:p/>
     <w:p/>
@@ -4192,7 +4309,7 @@
                 <w:rFonts w:ascii="微软雅黑" w:hAnsi="微软雅黑" w:eastAsia="微软雅黑"/>
                 <w:b w:val="0"/>
               </w:rPr>
-              <w:t>反用感官剥夺做设备自身故障预测</w:t>
+              <w:t>反用感官剥沉做设备自身故障预测</w:t>
             </w:r>
           </w:p>
         </w:tc>
@@ -4491,13 +4608,6 @@
               </w:rPr>
               <w:t>不是「调密度改变浸没体积」（教科书），而是「近饱和高盐液怎么调得准」</w:t>
             </w:r>
-            <w:r>
-              <w:rPr>
-                <w:rFonts w:ascii="微软雅黑" w:hAnsi="微软雅黑" w:eastAsia="微软雅黑"/>
-                <w:b w:val="0"/>
-              </w:rPr>
-              <w:t>：溶解速率、全舱均匀性、防局部过饱和析出、导电率-温度标定、跨次复现性</w:t>
-            </w:r>
           </w:p>
         </w:tc>
         <w:tc>
@@ -4526,7 +4636,21 @@
                 <w:rFonts w:ascii="微软雅黑" w:hAnsi="微软雅黑" w:eastAsia="微软雅黑"/>
                 <w:b w:val="0"/>
               </w:rPr>
-              <w:t>🟡 已降级。且与 A1/A2/A5 重合，可能应并入母案A</w:t>
+              <w:t xml:space="preserve">🔴 </w:t>
+            </w:r>
+            <w:r>
+              <w:rPr>
+                <w:rFonts w:ascii="微软雅黑" w:hAnsi="微软雅黑" w:eastAsia="微软雅黑"/>
+                <w:b/>
+              </w:rPr>
+              <w:t>已打掉独立立案</w:t>
+            </w:r>
+            <w:r>
+              <w:rPr>
+                <w:rFonts w:ascii="微软雅黑" w:hAnsi="微软雅黑" w:eastAsia="微软雅黑"/>
+                <w:b w:val="0"/>
+              </w:rPr>
+              <w:t>。行业运维公开工作点低于饱和；舱内已有盐密度闭环；化工配液成熟。冷管结晶并入母案A</w:t>
             </w:r>
           </w:p>
         </w:tc>
@@ -4778,7 +4902,7 @@
           <w:rFonts w:ascii="微软雅黑" w:hAnsi="微软雅黑" w:eastAsia="微软雅黑"/>
           <w:b w:val="0"/>
         </w:rPr>
-        <w:t>对第 9 节角度一、三、五、六的</w:t>
+        <w:t>对第 9 节角度三、四、六的</w:t>
       </w:r>
       <w:r>
         <w:rPr>
@@ -4792,7 +4916,7 @@
           <w:rFonts w:ascii="微软雅黑" w:hAnsi="微软雅黑" w:eastAsia="微软雅黑"/>
           <w:b w:val="0"/>
         </w:rPr>
-        <w:t>：你觉得会被驳吗？为什么？</w:t>
+        <w:t>：你觉得会被驳吗？为什么？角度一、二、五已打掉，不必再评。</w:t>
       </w:r>
     </w:p>
     <w:p>

--- a/patent-drafts/漂浮方舟_外部AI评审任务书.docx
+++ b/patent-drafts/漂浮方舟_外部AI评审任务书.docx
@@ -3144,6 +3144,102 @@
           </w:p>
         </w:tc>
       </w:tr>
+      <w:tr>
+        <w:tc>
+          <w:tcPr>
+            <w:tcW w:type="dxa" w:w="4320"/>
+          </w:tcPr>
+          <w:p>
+            <w:r/>
+            <w:r>
+              <w:rPr>
+                <w:rFonts w:ascii="微软雅黑" w:hAnsi="微软雅黑" w:eastAsia="微软雅黑"/>
+                <w:b/>
+              </w:rPr>
+              <w:t>液路 EIS／阻抗谱做高盐循环系统故障诊断（「电导率高所以更好测」）</w:t>
+            </w:r>
+          </w:p>
+        </w:tc>
+        <w:tc>
+          <w:tcPr>
+            <w:tcW w:type="dxa" w:w="4320"/>
+          </w:tcPr>
+          <w:p>
+            <w:r/>
+            <w:r>
+              <w:rPr>
+                <w:rFonts w:ascii="微软雅黑" w:hAnsi="微软雅黑" w:eastAsia="微软雅黑"/>
+                <w:b w:val="0"/>
+              </w:rPr>
+              <w:t>高电导是便宜不是难题。US20240418665A1 已在流动卤水不锈钢管上用 EIS 看结垢；US10234376B2 用 EIS 看浸没表面生物膜与腐蚀；冷却水在线沉积监测（如 US6053032A）是工业常规</w:t>
+            </w:r>
+          </w:p>
+        </w:tc>
+      </w:tr>
+      <w:tr>
+        <w:tc>
+          <w:tcPr>
+            <w:tcW w:type="dxa" w:w="4320"/>
+          </w:tcPr>
+          <w:p>
+            <w:r/>
+            <w:r>
+              <w:rPr>
+                <w:rFonts w:ascii="微软雅黑" w:hAnsi="微软雅黑" w:eastAsia="微软雅黑"/>
+                <w:b/>
+              </w:rPr>
+              <w:t>使用中闭环调密度以设定浸没体积</w:t>
+            </w:r>
+          </w:p>
+        </w:tc>
+        <w:tc>
+          <w:tcPr>
+            <w:tcW w:type="dxa" w:w="4320"/>
+          </w:tcPr>
+          <w:p>
+            <w:r/>
+            <w:r>
+              <w:rPr>
+                <w:rFonts w:ascii="微软雅黑" w:hAnsi="微软雅黑" w:eastAsia="微软雅黑"/>
+                <w:b w:val="0"/>
+              </w:rPr>
+              <w:t>即角度五的做实版，独立立案已打掉；申请号 201621389026 已有盐密度闭环。还可能撞 CN115877899（姿态→调盐度）</w:t>
+            </w:r>
+          </w:p>
+        </w:tc>
+      </w:tr>
+      <w:tr>
+        <w:tc>
+          <w:tcPr>
+            <w:tcW w:type="dxa" w:w="4320"/>
+          </w:tcPr>
+          <w:p>
+            <w:r/>
+            <w:r>
+              <w:rPr>
+                <w:rFonts w:ascii="微软雅黑" w:hAnsi="微软雅黑" w:eastAsia="微软雅黑"/>
+                <w:b/>
+              </w:rPr>
+              <w:t>多传感器一致性／软测量作为独立发明</w:t>
+            </w:r>
+          </w:p>
+        </w:tc>
+        <w:tc>
+          <w:tcPr>
+            <w:tcW w:type="dxa" w:w="4320"/>
+          </w:tcPr>
+          <w:p>
+            <w:r/>
+            <w:r>
+              <w:rPr>
+                <w:rFonts w:ascii="微软雅黑" w:hAnsi="微软雅黑" w:eastAsia="微软雅黑"/>
+                <w:b w:val="0"/>
+              </w:rPr>
+              <w:t>工业过程控制常规。可作沉默失效的从权（投加量与读数对不上），不另立母案</w:t>
+            </w:r>
+          </w:p>
+        </w:tc>
+      </w:tr>
     </w:tbl>
     <w:p/>
     <w:p/>

--- a/patent-drafts/漂浮方舟_外部AI评审任务书.docx
+++ b/patent-drafts/漂浮方舟_外部AI评审任务书.docx
@@ -3240,6 +3240,251 @@
           </w:p>
         </w:tc>
       </w:tr>
+      <w:tr>
+        <w:tc>
+          <w:tcPr>
+            <w:tcW w:type="dxa" w:w="4320"/>
+          </w:tcPr>
+          <w:p>
+            <w:r/>
+            <w:r>
+              <w:rPr>
+                <w:rFonts w:ascii="微软雅黑" w:hAnsi="微软雅黑" w:eastAsia="微软雅黑"/>
+                <w:b/>
+              </w:rPr>
+              <w:t>NSF/ANSI 50 第28节 / CCS-12804 已写成强制项的东西</w:t>
+            </w:r>
+          </w:p>
+        </w:tc>
+        <w:tc>
+          <w:tcPr>
+            <w:tcW w:type="dxa" w:w="4320"/>
+          </w:tcPr>
+          <w:p>
+            <w:r/>
+            <w:r>
+              <w:rPr>
+                <w:rFonts w:ascii="微软雅黑" w:hAnsi="微软雅黑" w:eastAsia="微软雅黑"/>
+                <w:b w:val="0"/>
+              </w:rPr>
+              <w:t>浊度削减 ≥70%、周转（清洁滤料 5 分钟；常见规范还写 ≤30 分钟）、吸入口 ≥2、撇污/溢流、水深 ≤24 英寸、泵—化学投加电气联锁、水中臭氧 ≤0.1 ppm、用户间游离氯 +2.0 ppm（或溴 +4.0）、UV/臭氧/铜银作辅助消毒及 3-log 测试。见 PAT-PRI-041</w:t>
+            </w:r>
+          </w:p>
+        </w:tc>
+      </w:tr>
+      <w:tr>
+        <w:tc>
+          <w:tcPr>
+            <w:tcW w:type="dxa" w:w="4320"/>
+          </w:tcPr>
+          <w:p>
+            <w:r/>
+            <w:r>
+              <w:rPr>
+                <w:rFonts w:ascii="微软雅黑" w:hAnsi="微软雅黑" w:eastAsia="微软雅黑"/>
+                <w:b/>
+              </w:rPr>
+              <w:t>漂浮舱 + UV + 臭氧 + 溶解臭氧监测</w:t>
+            </w:r>
+          </w:p>
+        </w:tc>
+        <w:tc>
+          <w:tcPr>
+            <w:tcW w:type="dxa" w:w="4320"/>
+          </w:tcPr>
+          <w:p>
+            <w:r/>
+            <w:r>
+              <w:rPr>
+                <w:rFonts w:ascii="微软雅黑" w:hAnsi="微软雅黑" w:eastAsia="微软雅黑"/>
+                <w:b w:val="0"/>
+              </w:rPr>
+              <w:t>US9956374（任务书原表已有 P8；再次强调不能当发明点）</w:t>
+            </w:r>
+          </w:p>
+        </w:tc>
+      </w:tr>
+      <w:tr>
+        <w:tc>
+          <w:tcPr>
+            <w:tcW w:type="dxa" w:w="4320"/>
+          </w:tcPr>
+          <w:p>
+            <w:r/>
+            <w:r>
+              <w:rPr>
+                <w:rFonts w:ascii="微软雅黑" w:hAnsi="微软雅黑" w:eastAsia="微软雅黑"/>
+                <w:b/>
+              </w:rPr>
+              <w:t>不要主张不用氯</w:t>
+            </w:r>
+            <w:r>
+              <w:rPr>
+                <w:rFonts w:ascii="微软雅黑" w:hAnsi="微软雅黑" w:eastAsia="微软雅黑"/>
+                <w:b w:val="0"/>
+              </w:rPr>
+              <w:t xml:space="preserve"> / 「改用 UV+臭氧+双氧水」本身</w:t>
+            </w:r>
+          </w:p>
+        </w:tc>
+        <w:tc>
+          <w:tcPr>
+            <w:tcW w:type="dxa" w:w="4320"/>
+          </w:tcPr>
+          <w:p>
+            <w:r/>
+            <w:r>
+              <w:rPr>
+                <w:rFonts w:ascii="微软雅黑" w:hAnsi="微软雅黑" w:eastAsia="微软雅黑"/>
+                <w:b w:val="0"/>
+              </w:rPr>
+              <w:t xml:space="preserve">FTA《北美漂浮舱标准》公开不推荐氯溴；CDC 写过氯溴未针对漂浮舱 EPA 注册；NSF 允许药剂 </w:t>
+            </w:r>
+            <w:r>
+              <w:rPr>
+                <w:rFonts w:ascii="微软雅黑" w:hAnsi="微软雅黑" w:eastAsia="微软雅黑"/>
+                <w:b/>
+              </w:rPr>
+              <w:t>或</w:t>
+            </w:r>
+            <w:r>
+              <w:rPr>
+                <w:rFonts w:ascii="微软雅黑" w:hAnsi="微软雅黑" w:eastAsia="微软雅黑"/>
+                <w:b w:val="0"/>
+              </w:rPr>
+              <w:t xml:space="preserve"> 消毒系统。见 PAT-PRI-042</w:t>
+            </w:r>
+          </w:p>
+        </w:tc>
+      </w:tr>
+      <w:tr>
+        <w:tc>
+          <w:tcPr>
+            <w:tcW w:type="dxa" w:w="4320"/>
+          </w:tcPr>
+          <w:p>
+            <w:r/>
+            <w:r>
+              <w:rPr>
+                <w:rFonts w:ascii="微软雅黑" w:hAnsi="微软雅黑" w:eastAsia="微软雅黑"/>
+                <w:b/>
+              </w:rPr>
+              <w:t>FIFRA 超标签、地方卫生局套用泳池余氯</w:t>
+            </w:r>
+          </w:p>
+        </w:tc>
+        <w:tc>
+          <w:tcPr>
+            <w:tcW w:type="dxa" w:w="4320"/>
+          </w:tcPr>
+          <w:p>
+            <w:r/>
+            <w:r>
+              <w:rPr>
+                <w:rFonts w:ascii="微软雅黑" w:hAnsi="微软雅黑" w:eastAsia="微软雅黑"/>
+                <w:b w:val="0"/>
+              </w:rPr>
+              <w:t>法律与行政问题，不是技术方案</w:t>
+            </w:r>
+          </w:p>
+        </w:tc>
+      </w:tr>
+      <w:tr>
+        <w:tc>
+          <w:tcPr>
+            <w:tcW w:type="dxa" w:w="4320"/>
+          </w:tcPr>
+          <w:p>
+            <w:r/>
+            <w:r>
+              <w:rPr>
+                <w:rFonts w:ascii="微软雅黑" w:hAnsi="微软雅黑" w:eastAsia="微软雅黑"/>
+                <w:b/>
+              </w:rPr>
+              <w:t>结膜炎、溴疹、化学性支气管痉挛、刺鼻破坏感官剥夺</w:t>
+            </w:r>
+          </w:p>
+        </w:tc>
+        <w:tc>
+          <w:tcPr>
+            <w:tcW w:type="dxa" w:w="4320"/>
+          </w:tcPr>
+          <w:p>
+            <w:r/>
+            <w:r>
+              <w:rPr>
+                <w:rFonts w:ascii="微软雅黑" w:hAnsi="微软雅黑" w:eastAsia="微软雅黑"/>
+                <w:b w:val="0"/>
+              </w:rPr>
+              <w:t>第 25 条与表达红线；最多当背景里的工程指标（头空间 ppm、腐蚀速率）</w:t>
+            </w:r>
+          </w:p>
+        </w:tc>
+      </w:tr>
+      <w:tr>
+        <w:tc>
+          <w:tcPr>
+            <w:tcW w:type="dxa" w:w="4320"/>
+          </w:tcPr>
+          <w:p>
+            <w:r/>
+            <w:r>
+              <w:rPr>
+                <w:rFonts w:ascii="微软雅黑" w:hAnsi="微软雅黑" w:eastAsia="微软雅黑"/>
+                <w:b/>
+              </w:rPr>
+              <w:t>「我们发现盐会把臭氧赶出水面」</w:t>
+            </w:r>
+          </w:p>
+        </w:tc>
+        <w:tc>
+          <w:tcPr>
+            <w:tcW w:type="dxa" w:w="4320"/>
+          </w:tcPr>
+          <w:p>
+            <w:r/>
+            <w:r>
+              <w:rPr>
+                <w:rFonts w:ascii="微软雅黑" w:hAnsi="微软雅黑" w:eastAsia="微软雅黑"/>
+                <w:b w:val="0"/>
+              </w:rPr>
+              <w:t>Rischbieter 2000 已测臭氧在硫酸镁溶液中的溶解度，属科学发现</w:t>
+            </w:r>
+          </w:p>
+        </w:tc>
+      </w:tr>
+      <w:tr>
+        <w:tc>
+          <w:tcPr>
+            <w:tcW w:type="dxa" w:w="4320"/>
+          </w:tcPr>
+          <w:p>
+            <w:r/>
+            <w:r>
+              <w:rPr>
+                <w:rFonts w:ascii="微软雅黑" w:hAnsi="微软雅黑" w:eastAsia="微软雅黑"/>
+                <w:b/>
+              </w:rPr>
+              <w:t>「我们发现高盐里 DPD 测不准余氯」</w:t>
+            </w:r>
+          </w:p>
+        </w:tc>
+        <w:tc>
+          <w:tcPr>
+            <w:tcW w:type="dxa" w:w="4320"/>
+          </w:tcPr>
+          <w:p>
+            <w:r/>
+            <w:r>
+              <w:rPr>
+                <w:rFonts w:ascii="微软雅黑" w:hAnsi="微软雅黑" w:eastAsia="微软雅黑"/>
+                <w:b w:val="0"/>
+              </w:rPr>
+              <w:t>NSF 2015 实验室报告 + BCIT 已发表 0.79 校正系数</w:t>
+            </w:r>
+          </w:p>
+        </w:tc>
+      </w:tr>
     </w:tbl>
     <w:p/>
     <w:p/>
@@ -4817,6 +5062,472 @@
     <w:p/>
     <w:p>
       <w:pPr>
+        <w:pStyle w:val="Heading3"/>
+      </w:pPr>
+      <w:r>
+        <w:rPr>
+          <w:rFonts w:ascii="微软雅黑" w:hAnsi="微软雅黑" w:eastAsia="微软雅黑"/>
+          <w:b w:val="0"/>
+        </w:rPr>
+        <w:t>NSF / 氯溴文之后新开的撰写菜单（请挑选，不要替我们结案）</w:t>
+      </w:r>
+    </w:p>
+    <w:p>
+      <w:pPr>
+        <w:jc w:val="left"/>
+      </w:pPr>
+      <w:r>
+        <w:rPr>
+          <w:rFonts w:ascii="微软雅黑" w:hAnsi="微软雅黑" w:eastAsia="微软雅黑"/>
+          <w:b w:val="0"/>
+        </w:rPr>
+        <w:t>主线任务仍是</w:t>
+      </w:r>
+      <w:r>
+        <w:rPr>
+          <w:rFonts w:ascii="微软雅黑" w:hAnsi="微软雅黑" w:eastAsia="微软雅黑"/>
+          <w:b/>
+        </w:rPr>
+        <w:t>多开辟撰写思路</w:t>
+      </w:r>
+      <w:r>
+        <w:rPr>
+          <w:rFonts w:ascii="微软雅黑" w:hAnsi="微软雅黑" w:eastAsia="微软雅黑"/>
+          <w:b w:val="0"/>
+        </w:rPr>
+        <w:t>，最后由专利专家和技术专家选择。下面五条全部是黄灯，</w:t>
+      </w:r>
+      <w:r>
+        <w:rPr>
+          <w:rFonts w:ascii="微软雅黑" w:hAnsi="微软雅黑" w:eastAsia="微软雅黑"/>
+          <w:b/>
+        </w:rPr>
+        <w:t>本批没有新的独立绿灯</w:t>
+      </w:r>
+      <w:r>
+        <w:rPr>
+          <w:rFonts w:ascii="微软雅黑" w:hAnsi="微软雅黑" w:eastAsia="微软雅黑"/>
+          <w:b w:val="0"/>
+        </w:rPr>
+        <w:t xml:space="preserve">。详细见 </w:t>
+      </w:r>
+      <w:r>
+        <w:rPr>
+          <w:rFonts w:ascii="微软雅黑" w:hAnsi="微软雅黑" w:eastAsia="微软雅黑"/>
+          <w:color w:val="B03060"/>
+        </w:rPr>
+        <w:t>patent-drafts/撰写思路菜单-NSF与氯溴.md</w:t>
+      </w:r>
+      <w:r>
+        <w:rPr>
+          <w:rFonts w:ascii="微软雅黑" w:hAnsi="微软雅黑" w:eastAsia="微软雅黑"/>
+          <w:b w:val="0"/>
+        </w:rPr>
+        <w:t xml:space="preserve"> 与 </w:t>
+      </w:r>
+      <w:r>
+        <w:rPr>
+          <w:rFonts w:ascii="微软雅黑" w:hAnsi="微软雅黑" w:eastAsia="微软雅黑"/>
+          <w:color w:val="B03060"/>
+        </w:rPr>
+        <w:t>PAT-SEED-001</w:t>
+      </w:r>
+      <w:r>
+        <w:rPr>
+          <w:rFonts w:ascii="微软雅黑" w:hAnsi="微软雅黑" w:eastAsia="微软雅黑"/>
+          <w:b w:val="0"/>
+        </w:rPr>
+        <w:t>。</w:t>
+      </w:r>
+    </w:p>
+    <w:tbl>
+      <w:tblPr>
+        <w:tblStyle w:val="LightGrid-Accent1"/>
+        <w:tblW w:type="auto" w:w="0"/>
+        <w:tblLook w:firstColumn="1" w:firstRow="1" w:lastColumn="0" w:lastRow="0" w:noHBand="0" w:noVBand="1" w:val="04A0"/>
+      </w:tblPr>
+      <w:tblGrid>
+        <w:gridCol w:w="2160"/>
+        <w:gridCol w:w="2160"/>
+        <w:gridCol w:w="2160"/>
+        <w:gridCol w:w="2160"/>
+      </w:tblGrid>
+      <w:tr>
+        <w:tc>
+          <w:tcPr>
+            <w:tcW w:type="dxa" w:w="2160"/>
+          </w:tcPr>
+          <w:p>
+            <w:r/>
+            <w:r>
+              <w:rPr>
+                <w:rFonts w:ascii="微软雅黑" w:hAnsi="微软雅黑" w:eastAsia="微软雅黑"/>
+                <w:b/>
+              </w:rPr>
+              <w:t>#</w:t>
+            </w:r>
+          </w:p>
+        </w:tc>
+        <w:tc>
+          <w:tcPr>
+            <w:tcW w:type="dxa" w:w="2160"/>
+          </w:tcPr>
+          <w:p>
+            <w:r/>
+            <w:r>
+              <w:rPr>
+                <w:rFonts w:ascii="微软雅黑" w:hAnsi="微软雅黑" w:eastAsia="微软雅黑"/>
+                <w:b/>
+              </w:rPr>
+              <w:t>角度</w:t>
+            </w:r>
+          </w:p>
+        </w:tc>
+        <w:tc>
+          <w:tcPr>
+            <w:tcW w:type="dxa" w:w="2160"/>
+          </w:tcPr>
+          <w:p>
+            <w:r/>
+            <w:r>
+              <w:rPr>
+                <w:rFonts w:ascii="微软雅黑" w:hAnsi="微软雅黑" w:eastAsia="微软雅黑"/>
+                <w:b/>
+              </w:rPr>
+              <w:t>靠哪条</w:t>
+            </w:r>
+          </w:p>
+        </w:tc>
+        <w:tc>
+          <w:tcPr>
+            <w:tcW w:type="dxa" w:w="2160"/>
+          </w:tcPr>
+          <w:p>
+            <w:r/>
+            <w:r>
+              <w:rPr>
+                <w:rFonts w:ascii="微软雅黑" w:hAnsi="微软雅黑" w:eastAsia="微软雅黑"/>
+                <w:b/>
+              </w:rPr>
+              <w:t>我们的自评（过闸后）</w:t>
+            </w:r>
+          </w:p>
+        </w:tc>
+      </w:tr>
+      <w:tr>
+        <w:tc>
+          <w:tcPr>
+            <w:tcW w:type="dxa" w:w="2160"/>
+          </w:tcPr>
+          <w:p>
+            <w:r/>
+            <w:r>
+              <w:rPr>
+                <w:rFonts w:ascii="微软雅黑" w:hAnsi="微软雅黑" w:eastAsia="微软雅黑"/>
+                <w:b w:val="0"/>
+              </w:rPr>
+              <w:t>七</w:t>
+            </w:r>
+          </w:p>
+        </w:tc>
+        <w:tc>
+          <w:tcPr>
+            <w:tcW w:type="dxa" w:w="2160"/>
+          </w:tcPr>
+          <w:p>
+            <w:r/>
+            <w:r>
+              <w:rPr>
+                <w:rFonts w:ascii="微软雅黑" w:hAnsi="微软雅黑" w:eastAsia="微软雅黑"/>
+                <w:b w:val="0"/>
+              </w:rPr>
+              <w:t>液相臭氧达标 ≠ 头空间安全。盐析只当已知物理，可写双指标门控</w:t>
+            </w:r>
+          </w:p>
+        </w:tc>
+        <w:tc>
+          <w:tcPr>
+            <w:tcW w:type="dxa" w:w="2160"/>
+          </w:tcPr>
+          <w:p>
+            <w:r/>
+            <w:r>
+              <w:rPr>
+                <w:rFonts w:ascii="微软雅黑" w:hAnsi="微软雅黑" w:eastAsia="微软雅黑"/>
+                <w:b w:val="0"/>
+              </w:rPr>
+              <w:t>E1 + E6</w:t>
+            </w:r>
+          </w:p>
+        </w:tc>
+        <w:tc>
+          <w:tcPr>
+            <w:tcW w:type="dxa" w:w="2160"/>
+          </w:tcPr>
+          <w:p>
+            <w:r/>
+            <w:r>
+              <w:rPr>
+                <w:rFonts w:ascii="微软雅黑" w:hAnsi="微软雅黑" w:eastAsia="微软雅黑"/>
+                <w:b w:val="0"/>
+              </w:rPr>
+              <w:t>🟡 待验证/待检索。华盛顿州已要求面部测臭氧；不要主张发现盐析</w:t>
+            </w:r>
+          </w:p>
+        </w:tc>
+      </w:tr>
+      <w:tr>
+        <w:tc>
+          <w:tcPr>
+            <w:tcW w:type="dxa" w:w="2160"/>
+          </w:tcPr>
+          <w:p>
+            <w:r/>
+            <w:r>
+              <w:rPr>
+                <w:rFonts w:ascii="微软雅黑" w:hAnsi="微软雅黑" w:eastAsia="微软雅黑"/>
+                <w:b w:val="0"/>
+              </w:rPr>
+              <w:t>八</w:t>
+            </w:r>
+          </w:p>
+        </w:tc>
+        <w:tc>
+          <w:tcPr>
+            <w:tcW w:type="dxa" w:w="2160"/>
+          </w:tcPr>
+          <w:p>
+            <w:r/>
+            <w:r>
+              <w:rPr>
+                <w:rFonts w:ascii="微软雅黑" w:hAnsi="微软雅黑" w:eastAsia="微软雅黑"/>
+                <w:b w:val="0"/>
+              </w:rPr>
+              <w:t>客用态 / 维护态两套允许氧化剂，水门与气门分开</w:t>
+            </w:r>
+          </w:p>
+        </w:tc>
+        <w:tc>
+          <w:tcPr>
+            <w:tcW w:type="dxa" w:w="2160"/>
+          </w:tcPr>
+          <w:p>
+            <w:r/>
+            <w:r>
+              <w:rPr>
+                <w:rFonts w:ascii="微软雅黑" w:hAnsi="微软雅黑" w:eastAsia="微软雅黑"/>
+                <w:b w:val="0"/>
+              </w:rPr>
+              <w:t>E1 + E5 + E6</w:t>
+            </w:r>
+          </w:p>
+        </w:tc>
+        <w:tc>
+          <w:tcPr>
+            <w:tcW w:type="dxa" w:w="2160"/>
+          </w:tcPr>
+          <w:p>
+            <w:r/>
+            <w:r>
+              <w:rPr>
+                <w:rFonts w:ascii="微软雅黑" w:hAnsi="微软雅黑" w:eastAsia="微软雅黑"/>
+                <w:b w:val="0"/>
+              </w:rPr>
+              <w:t>🟡 待检索 spa 占用互锁。不要主张不用氯（Annex H 已关卤素测辅助系统）</w:t>
+            </w:r>
+          </w:p>
+        </w:tc>
+      </w:tr>
+      <w:tr>
+        <w:tc>
+          <w:tcPr>
+            <w:tcW w:type="dxa" w:w="2160"/>
+          </w:tcPr>
+          <w:p>
+            <w:r/>
+            <w:r>
+              <w:rPr>
+                <w:rFonts w:ascii="微软雅黑" w:hAnsi="微软雅黑" w:eastAsia="微软雅黑"/>
+                <w:b w:val="0"/>
+              </w:rPr>
+              <w:t>九</w:t>
+            </w:r>
+          </w:p>
+        </w:tc>
+        <w:tc>
+          <w:tcPr>
+            <w:tcW w:type="dxa" w:w="2160"/>
+          </w:tcPr>
+          <w:p>
+            <w:r/>
+            <w:r>
+              <w:rPr>
+                <w:rFonts w:ascii="微软雅黑" w:hAnsi="微软雅黑" w:eastAsia="微软雅黑"/>
+                <w:b w:val="0"/>
+              </w:rPr>
+              <w:t>高密度工作液上过滤/周转相对清水失配</w:t>
+            </w:r>
+          </w:p>
+        </w:tc>
+        <w:tc>
+          <w:tcPr>
+            <w:tcW w:type="dxa" w:w="2160"/>
+          </w:tcPr>
+          <w:p>
+            <w:r/>
+            <w:r>
+              <w:rPr>
+                <w:rFonts w:ascii="微软雅黑" w:hAnsi="微软雅黑" w:eastAsia="微软雅黑"/>
+                <w:b w:val="0"/>
+              </w:rPr>
+              <w:t>E1</w:t>
+            </w:r>
+          </w:p>
+        </w:tc>
+        <w:tc>
+          <w:tcPr>
+            <w:tcW w:type="dxa" w:w="2160"/>
+          </w:tcPr>
+          <w:p>
+            <w:r/>
+            <w:r>
+              <w:rPr>
+                <w:rFonts w:ascii="微软雅黑" w:hAnsi="微软雅黑" w:eastAsia="微软雅黑"/>
+                <w:b w:val="0"/>
+              </w:rPr>
+              <w:t>🟡 待验证，倾向并入 A1，不独立成件</w:t>
+            </w:r>
+          </w:p>
+        </w:tc>
+      </w:tr>
+      <w:tr>
+        <w:tc>
+          <w:tcPr>
+            <w:tcW w:type="dxa" w:w="2160"/>
+          </w:tcPr>
+          <w:p>
+            <w:r/>
+            <w:r>
+              <w:rPr>
+                <w:rFonts w:ascii="微软雅黑" w:hAnsi="微软雅黑" w:eastAsia="微软雅黑"/>
+                <w:b w:val="0"/>
+              </w:rPr>
+              <w:t>十</w:t>
+            </w:r>
+          </w:p>
+        </w:tc>
+        <w:tc>
+          <w:tcPr>
+            <w:tcW w:type="dxa" w:w="2160"/>
+          </w:tcPr>
+          <w:p>
+            <w:r/>
+            <w:r>
+              <w:rPr>
+                <w:rFonts w:ascii="微软雅黑" w:hAnsi="微软雅黑" w:eastAsia="微软雅黑"/>
+                <w:b w:val="0"/>
+              </w:rPr>
+              <w:t>近中性浮力浅舱里 APSP-16 卡吸假设可能失配</w:t>
+            </w:r>
+          </w:p>
+        </w:tc>
+        <w:tc>
+          <w:tcPr>
+            <w:tcW w:type="dxa" w:w="2160"/>
+          </w:tcPr>
+          <w:p>
+            <w:r/>
+            <w:r>
+              <w:rPr>
+                <w:rFonts w:ascii="微软雅黑" w:hAnsi="微软雅黑" w:eastAsia="微软雅黑"/>
+                <w:b w:val="0"/>
+              </w:rPr>
+              <w:t>E2</w:t>
+            </w:r>
+          </w:p>
+        </w:tc>
+        <w:tc>
+          <w:tcPr>
+            <w:tcW w:type="dxa" w:w="2160"/>
+          </w:tcPr>
+          <w:p>
+            <w:r/>
+            <w:r>
+              <w:rPr>
+                <w:rFonts w:ascii="微软雅黑" w:hAnsi="微软雅黑" w:eastAsia="微软雅黑"/>
+                <w:b w:val="0"/>
+              </w:rPr>
+              <w:t>🟡 信心低。双吸入口是强制项，不能主张「两个口」</w:t>
+            </w:r>
+          </w:p>
+        </w:tc>
+      </w:tr>
+      <w:tr>
+        <w:tc>
+          <w:tcPr>
+            <w:tcW w:type="dxa" w:w="2160"/>
+          </w:tcPr>
+          <w:p>
+            <w:r/>
+            <w:r>
+              <w:rPr>
+                <w:rFonts w:ascii="微软雅黑" w:hAnsi="微软雅黑" w:eastAsia="微软雅黑"/>
+                <w:b w:val="0"/>
+              </w:rPr>
+              <w:t>十一</w:t>
+            </w:r>
+          </w:p>
+        </w:tc>
+        <w:tc>
+          <w:tcPr>
+            <w:tcW w:type="dxa" w:w="2160"/>
+          </w:tcPr>
+          <w:p>
+            <w:r/>
+            <w:r>
+              <w:rPr>
+                <w:rFonts w:ascii="微软雅黑" w:hAnsi="微软雅黑" w:eastAsia="微软雅黑"/>
+                <w:b w:val="0"/>
+              </w:rPr>
+              <w:t>NSF 用户间余氯 +2 ppm vs 已公开失灵的现场方法</w:t>
+            </w:r>
+          </w:p>
+        </w:tc>
+        <w:tc>
+          <w:tcPr>
+            <w:tcW w:type="dxa" w:w="2160"/>
+          </w:tcPr>
+          <w:p>
+            <w:r/>
+            <w:r>
+              <w:rPr>
+                <w:rFonts w:ascii="微软雅黑" w:hAnsi="微软雅黑" w:eastAsia="微软雅黑"/>
+                <w:b w:val="0"/>
+              </w:rPr>
+              <w:t>E1</w:t>
+            </w:r>
+          </w:p>
+        </w:tc>
+        <w:tc>
+          <w:tcPr>
+            <w:tcW w:type="dxa" w:w="2160"/>
+          </w:tcPr>
+          <w:p>
+            <w:r/>
+            <w:r>
+              <w:rPr>
+                <w:rFonts w:ascii="微软雅黑" w:hAnsi="微软雅黑" w:eastAsia="微软雅黑"/>
+                <w:b w:val="0"/>
+              </w:rPr>
+              <w:t>🟡 现象已公开；装置缝并入角度 E 检索，不与沉默失效混模型</w:t>
+            </w:r>
+          </w:p>
+        </w:tc>
+      </w:tr>
+    </w:tbl>
+    <w:p/>
+    <w:p>
+      <w:pPr>
         <w:ind w:left="360"/>
       </w:pPr>
       <w:r>
